--- a/Políticas/EULA_Campfire_Tradutor_v0.3.docx
+++ b/Políticas/EULA_Campfire_Tradutor_v0.3.docx
@@ -49,7 +49,7 @@
           <w:sz w:val="20"/>
           <w:szCs w:val="20"/>
         </w:rPr>
-        <w:t xml:space="preserve">REVISÃO JURÍDICA (Advogada) incorporada em 31/07/2026. Resta confirmar: modelo de licença (Seção 2).</w:t>
+        <w:t xml:space="preserve">REVISÃO JURÍDICA (Advogada) incorporada em 31/07/2026.</w:t>
       </w:r>
     </w:p>
     <w:p>
@@ -806,7 +806,7 @@
           <w:sz w:val="22"/>
           <w:szCs w:val="22"/>
         </w:rPr>
-        <w:t xml:space="preserve">caiofabianodbz2@gmail.com</w:t>
+        <w:t xml:space="preserve">alienraccoonentertainment@gmail.com</w:t>
       </w:r>
     </w:p>
     <w:sectPr>
